--- a/doc/Mandala_NeurIPS.docx
+++ b/doc/Mandala_NeurIPS.docx
@@ -175,44 +175,14 @@
         <w:spacing w:line="226" w:lineRule="auto"/>
         <w:jc w:val="center"/>
         <w:rPr>
-          <w:spacing w:val="5"/>
-          <w:kern w:val="1"/>
-        </w:rPr>
-      </w:pPr>
-      <w:r>
-        <w:rPr>
-          <w:spacing w:val="5"/>
-          <w:kern w:val="1"/>
-        </w:rPr>
-        <w:t>Cr</w:t>
-      </w:r>
-      <w:r>
-        <w:rPr>
-          <w:spacing w:val="5"/>
-          <w:kern w:val="1"/>
-        </w:rPr>
-        <w:t>anberry-Lemon University</w:t>
-      </w:r>
-    </w:p>
-    <w:p>
-      <w:pPr>
-        <w:widowControl w:val="0"/>
-        <w:tabs>
-          <w:tab w:val="center" w:pos="2610"/>
-          <w:tab w:val="center" w:pos="5670"/>
-        </w:tabs>
-        <w:autoSpaceDE w:val="0"/>
-        <w:autoSpaceDN w:val="0"/>
-        <w:adjustRightInd w:val="0"/>
-        <w:spacing w:line="226" w:lineRule="auto"/>
-        <w:jc w:val="center"/>
-        <w:rPr>
           <w:i/>
           <w:iCs/>
           <w:spacing w:val="5"/>
           <w:kern w:val="1"/>
         </w:rPr>
       </w:pPr>
+      <w:bookmarkStart w:id="0" w:name="_GoBack"/>
+      <w:bookmarkEnd w:id="0"/>
       <w:r>
         <w:rPr>
           <w:spacing w:val="5"/>
@@ -1562,15 +1532,7 @@
           <w:sz w:val="20"/>
           <w:szCs w:val="20"/>
         </w:rPr>
-        <w:t xml:space="preserve">The generated terminal ids are encoded into a sparse representation of inputs to the neural network. Sparse encoding is also used to represent higher tiered information. The advantage of sparsity in neural networks is delineated in </w:t>
-      </w:r>
-      <w:r>
-        <w:rPr>
-          <w:rFonts w:ascii="Times New Roman" w:hAnsi="Times New Roman" w:cs="Times New Roman"/>
-          <w:sz w:val="20"/>
-          <w:szCs w:val="20"/>
-        </w:rPr>
-        <w:t>the Numenta White Paper (2021).</w:t>
+        <w:t>The generated terminal ids are encoded into a sparse representation of inputs to the neural network. Sparse encoding is also used to represent higher tiered information. The advantage of sparsity in neural networks is delineated in the Numenta White Paper (2021).</w:t>
       </w:r>
     </w:p>
     <w:p>
@@ -1982,12 +1944,7 @@
         <w:t xml:space="preserve">The encode function </w:t>
       </w:r>
       <w:r>
-        <w:t>uses the id(s) of its input(s)</w:t>
-      </w:r>
-      <w:bookmarkStart w:id="0" w:name="_GoBack"/>
-      <w:bookmarkEnd w:id="0"/>
-      <w:r>
-        <w:t xml:space="preserve"> to seed a random number generator that generates sparse values.</w:t>
+        <w:t>uses the id(s) of its input(s) to seed a random number generator that generates sparse values.</w:t>
       </w:r>
     </w:p>
     <w:p>
@@ -7394,6 +7351,7 @@
   <w:style w:type="character" w:default="1" w:styleId="DefaultParagraphFont">
     <w:name w:val="Default Paragraph Font"/>
     <w:uiPriority w:val="1"/>
+    <w:semiHidden/>
     <w:unhideWhenUsed/>
   </w:style>
   <w:style w:type="table" w:default="1" w:styleId="TableNormal">
